--- a/publications/jarmanMoralMessagesEthical2024.docx
+++ b/publications/jarmanMoralMessagesEthical2024.docx
@@ -66,19 +66,7 @@
         <w:t xml:space="preserve">about murder</w:t>
       </w:r>
       <w:r>
-        <w:t xml:space="preserve">: what a conviction for this crime and the experience of imprisonment for life</w:t>
-      </w:r>
-      <w:r>
-        <w:t xml:space="preserve"> </w:t>
-      </w:r>
-      <w:r>
-        <w:t xml:space="preserve">‘said’</w:t>
-      </w:r>
-      <w:r>
-        <w:t xml:space="preserve"> </w:t>
-      </w:r>
-      <w:r>
-        <w:t xml:space="preserve">to prisoners about who they were and whom they ought to become. Second, moral communication</w:t>
+        <w:t xml:space="preserve">: what a conviction for this crime and the experience of imprisonment for life ‘said’ to prisoners about who they were and whom they ought to become. Second, moral communication</w:t>
       </w:r>
       <w:r>
         <w:t xml:space="preserve"> </w:t>
@@ -104,34 +92,13 @@
         <w:t xml:space="preserve">through the language of risk</w:t>
       </w:r>
       <w:r>
-        <w:t xml:space="preserve">: an unclear (though dominant) medium which imposed demands some lifers found a comfortable</w:t>
+        <w:t xml:space="preserve">: an unclear (though dominant) medium which imposed demands some lifers found a comfortable ‘fit’, but others did not.</w:t>
       </w:r>
       <w:r>
         <w:t xml:space="preserve"> </w:t>
       </w:r>
       <w:r>
-        <w:t xml:space="preserve">‘fit’</w:t>
-      </w:r>
-      <w:r>
-        <w:t xml:space="preserve">, but others did not.</w:t>
-      </w:r>
-      <w:r>
-        <w:t xml:space="preserve"> </w:t>
-      </w:r>
-      <w:r>
-        <w:t xml:space="preserve">These descriptions draw on interview and documentary data relating to forty-eight individuals: thirty in a long-term category-B prison, and eighteen in a category-D or</w:t>
-      </w:r>
-      <w:r>
-        <w:t xml:space="preserve"> </w:t>
-      </w:r>
-      <w:r>
-        <w:t xml:space="preserve">‘open’</w:t>
-      </w:r>
-      <w:r>
-        <w:t xml:space="preserve"> </w:t>
-      </w:r>
-      <w:r>
-        <w:t xml:space="preserve">prison focused on resettlement. All serving mandatory life sentences for murder, they were otherwise a heterogeneous group: convicted in diverse circumstances, aged from their teens to their seventies, and sentenced between 1983 and 2017. Their minimum terms ranged in length from less than ten to thirty years, and they had served between 7% and 250% of these minimums. Both in their backgrounds and in their custodial experiences, then, they formed a broad and diverse sample, affording a wide range of perspectives on the theoretical and substantive questions addressed by the research.</w:t>
+        <w:t xml:space="preserve">These descriptions draw on interview and documentary data relating to forty-eight individuals: thirty in a long-term category-B prison, and eighteen in a category-D or ‘open’ prison focused on resettlement. All serving mandatory life sentences for murder, they were otherwise a heterogeneous group: convicted in diverse circumstances, aged from their teens to their seventies, and sentenced between 1983 and 2017. Their minimum terms ranged in length from less than ten to thirty years, and they had served between 7% and 250% of these minimums. Both in their backgrounds and in their custodial experiences, then, they formed a broad and diverse sample, affording a wide range of perspectives on the theoretical and substantive questions addressed by the research.</w:t>
       </w:r>
       <w:r>
         <w:t xml:space="preserve"> </w:t>
@@ -185,7 +152,7 @@
         <w:t xml:space="preserve">) about taking life. It argues, overall, that the mandatory life sentence as currently delivered is a morally incoherent sanction. On the one hand, it is too individualised to convey clear moral norms or to show meaningful solidarity with those harmed and wronged by murders. On the other, it is not individualised enough to communicate effectively with murderers about the ethical responses that their actions might warrant.</w:t>
       </w:r>
     </w:p>
-    <w:bookmarkStart w:id="22" w:name="availability"/>
+    <w:bookmarkStart w:id="11" w:name="availability"/>
     <w:p>
       <w:pPr>
         <w:pStyle w:val="Heading1"/>
@@ -204,7 +171,7 @@
       <w:r>
         <w:t xml:space="preserve"> </w:t>
       </w:r>
-      <w:hyperlink r:id="rId20">
+      <w:hyperlink r:id="rId9">
         <w:r>
           <w:rPr>
             <w:rStyle w:val="Hyperlink"/>
@@ -221,7 +188,7 @@
       <w:r>
         <w:t xml:space="preserve"> </w:t>
       </w:r>
-      <w:hyperlink r:id="rId21">
+      <w:hyperlink r:id="rId10">
         <w:r>
           <w:rPr>
             <w:rStyle w:val="Hyperlink"/>
@@ -233,7 +200,7 @@
         <w:t xml:space="preserve">.</w:t>
       </w:r>
     </w:p>
-    <w:bookmarkEnd w:id="22"/>
+    <w:bookmarkEnd w:id="11"/>
     <w:sectPr>
       <w:pgSz w:h="15840" w:w="12240"/>
       <w:pgMar w:bottom="1440" w:footer="720" w:gutter="0" w:header="720" w:left="1440" w:right="1440" w:top="1440"/>
